--- a/Documentacion.docx
+++ b/Documentacion.docx
@@ -51,14 +51,7 @@
           <w:b/>
           <w:bCs/>
         </w:rPr>
-        <w:t xml:space="preserve">Aplicación </w:t>
-      </w:r>
-      <w:r>
-        <w:rPr>
-          <w:b/>
-          <w:bCs/>
-        </w:rPr>
-        <w:t>Juego de Tetris</w:t>
+        <w:t>Aplicación Juego de Tetris</w:t>
       </w:r>
     </w:p>
     <w:p>
@@ -163,10 +156,7 @@
         <w:jc w:val="center"/>
       </w:pPr>
       <w:r>
-        <w:t>202</w:t>
-      </w:r>
-      <w:r>
-        <w:t>6</w:t>
+        <w:t>2026</w:t>
       </w:r>
     </w:p>
     <w:p>
@@ -196,31 +186,147 @@
           <w:rPr>
             <w:rStyle w:val="Hipervnculo"/>
           </w:rPr>
-          <w:t>https://github.com/Arayay/ProyectoTetr</w:t>
-        </w:r>
-        <w:r>
-          <w:rPr>
-            <w:rStyle w:val="Hipervnculo"/>
-          </w:rPr>
-          <w:t>i</w:t>
-        </w:r>
-        <w:r>
-          <w:rPr>
-            <w:rStyle w:val="Hipervnculo"/>
-          </w:rPr>
-          <w:t>s.git</w:t>
+          <w:t>https://github.com/Arayay/ProyectoTetris.git</w:t>
         </w:r>
       </w:hyperlink>
     </w:p>
-    <w:p/>
-    <w:p>
-      <w:pPr>
-        <w:jc w:val="center"/>
-      </w:pPr>
+    <w:p>
+      <w:pPr>
+        <w:ind w:firstLine="0"/>
+      </w:pPr>
+      <w:r>
+        <w:t xml:space="preserve">1Creamos base de datos </w:t>
+      </w:r>
+      <w:r>
+        <w:br/>
+        <w:t xml:space="preserve">Para </w:t>
+      </w:r>
+      <w:proofErr w:type="spellStart"/>
+      <w:r>
+        <w:t>loguearse</w:t>
+      </w:r>
+      <w:proofErr w:type="spellEnd"/>
+      <w:r>
+        <w:t xml:space="preserve"> y que aparezcan todas las opciones tiene que ser con rol de administrador </w:t>
+      </w:r>
+      <w:r>
+        <w:drawing>
+          <wp:inline distT="0" distB="0" distL="0" distR="0" wp14:anchorId="729664FA" wp14:editId="38D3FD3C">
+            <wp:extent cx="5612130" cy="2430780"/>
+            <wp:effectExtent l="0" t="0" r="7620" b="7620"/>
+            <wp:docPr id="682973542" name="Imagen 1"/>
+            <wp:cNvGraphicFramePr>
+              <a:graphicFrameLocks xmlns:a="http://schemas.openxmlformats.org/drawingml/2006/main" noChangeAspect="1"/>
+            </wp:cNvGraphicFramePr>
+            <a:graphic xmlns:a="http://schemas.openxmlformats.org/drawingml/2006/main">
+              <a:graphicData uri="http://schemas.openxmlformats.org/drawingml/2006/picture">
+                <pic:pic xmlns:pic="http://schemas.openxmlformats.org/drawingml/2006/picture">
+                  <pic:nvPicPr>
+                    <pic:cNvPr id="682973542" name=""/>
+                    <pic:cNvPicPr/>
+                  </pic:nvPicPr>
+                  <pic:blipFill>
+                    <a:blip r:embed="rId7"/>
+                    <a:stretch>
+                      <a:fillRect/>
+                    </a:stretch>
+                  </pic:blipFill>
+                  <pic:spPr>
+                    <a:xfrm>
+                      <a:off x="0" y="0"/>
+                      <a:ext cx="5612130" cy="2430780"/>
+                    </a:xfrm>
+                    <a:prstGeom prst="rect">
+                      <a:avLst/>
+                    </a:prstGeom>
+                  </pic:spPr>
+                </pic:pic>
+              </a:graphicData>
+            </a:graphic>
+          </wp:inline>
+        </w:drawing>
+      </w:r>
+    </w:p>
+    <w:p>
+      <w:pPr>
+        <w:ind w:firstLine="0"/>
+      </w:pPr>
+    </w:p>
+    <w:p>
+      <w:pPr>
+        <w:ind w:firstLine="0"/>
+      </w:pPr>
+      <w:r>
+        <w:t xml:space="preserve">Si no por default queda como </w:t>
+      </w:r>
+      <w:proofErr w:type="spellStart"/>
+      <w:r>
+        <w:t>player</w:t>
+      </w:r>
+      <w:proofErr w:type="spellEnd"/>
+      <w:r>
+        <w:t xml:space="preserve"> </w:t>
+      </w:r>
+      <w:r>
+        <w:br/>
+      </w:r>
+      <w:r>
+        <w:drawing>
+          <wp:inline distT="0" distB="0" distL="0" distR="0" wp14:anchorId="7B6BF30D" wp14:editId="4AACB187">
+            <wp:extent cx="5612130" cy="1826895"/>
+            <wp:effectExtent l="0" t="0" r="7620" b="1905"/>
+            <wp:docPr id="814686636" name="Imagen 1"/>
+            <wp:cNvGraphicFramePr>
+              <a:graphicFrameLocks xmlns:a="http://schemas.openxmlformats.org/drawingml/2006/main" noChangeAspect="1"/>
+            </wp:cNvGraphicFramePr>
+            <a:graphic xmlns:a="http://schemas.openxmlformats.org/drawingml/2006/main">
+              <a:graphicData uri="http://schemas.openxmlformats.org/drawingml/2006/picture">
+                <pic:pic xmlns:pic="http://schemas.openxmlformats.org/drawingml/2006/picture">
+                  <pic:nvPicPr>
+                    <pic:cNvPr id="814686636" name=""/>
+                    <pic:cNvPicPr/>
+                  </pic:nvPicPr>
+                  <pic:blipFill>
+                    <a:blip r:embed="rId8"/>
+                    <a:stretch>
+                      <a:fillRect/>
+                    </a:stretch>
+                  </pic:blipFill>
+                  <pic:spPr>
+                    <a:xfrm>
+                      <a:off x="0" y="0"/>
+                      <a:ext cx="5612130" cy="1826895"/>
+                    </a:xfrm>
+                    <a:prstGeom prst="rect">
+                      <a:avLst/>
+                    </a:prstGeom>
+                  </pic:spPr>
+                </pic:pic>
+              </a:graphicData>
+            </a:graphic>
+          </wp:inline>
+        </w:drawing>
+      </w:r>
+    </w:p>
+    <w:p>
+      <w:pPr>
+        <w:ind w:firstLine="0"/>
+      </w:pPr>
+      <w:r>
+        <w:t xml:space="preserve">Para ingreso por primera vez seria registrarse y por base de datos hacer un set para cambiar el rol, ya que este tiene validación por </w:t>
+      </w:r>
+      <w:proofErr w:type="spellStart"/>
+      <w:r>
+        <w:t>passwordhass</w:t>
+      </w:r>
+      <w:proofErr w:type="spellEnd"/>
+      <w:r>
+        <w:t xml:space="preserve"> </w:t>
+      </w:r>
     </w:p>
     <w:p/>
     <w:sectPr>
-      <w:headerReference w:type="default" r:id="rId7"/>
+      <w:headerReference w:type="default" r:id="rId9"/>
       <w:pgSz w:w="12240" w:h="15840"/>
       <w:pgMar w:top="1417" w:right="1701" w:bottom="1417" w:left="1701" w:header="708" w:footer="708" w:gutter="0"/>
       <w:cols w:space="708"/>
@@ -1213,6 +1319,7 @@
   <w:style w:type="character" w:default="1" w:styleId="Fuentedeprrafopredeter">
     <w:name w:val="Default Paragraph Font"/>
     <w:uiPriority w:val="1"/>
+    <w:semiHidden/>
     <w:unhideWhenUsed/>
   </w:style>
   <w:style w:type="table" w:default="1" w:styleId="Tablanormal">
@@ -1404,6 +1511,7 @@
         <w:ilvl w:val="1"/>
       </w:numPr>
       <w:spacing w:line="278" w:lineRule="auto"/>
+      <w:ind w:firstLine="720"/>
     </w:pPr>
     <w:rPr>
       <w:rFonts w:asciiTheme="minorHAnsi" w:eastAsiaTheme="majorEastAsia" w:hAnsiTheme="minorHAnsi" w:cstheme="majorBidi"/>
